--- a/Fase 2/Evidencias Proyecto/Evidencias de Documentación/Análisis y Diseño/Mockups e Interfaces - TTDH Automation.docx
+++ b/Fase 2/Evidencias Proyecto/Evidencias de Documentación/Análisis y Diseño/Mockups e Interfaces - TTDH Automation.docx
@@ -130,7 +130,7 @@
         <w:rPr>
           <w:rtl w:val="0"/>
         </w:rPr>
-        <w:t xml:space="preserve"> [cite: 7], asegurando que las pantallas cumplan con los requerimientos funcionales establecidos (RF01 al RF11) [cite: 4] y faciliten la interacción de los analistas operativos y administradores de Banco Genérico con los flujos de la Tesorería General de la República (TGR) [cite: 7].</w:t>
+        <w:t>, asegurando que las pantallas cumplan con los requerimientos funcionales establecidos (RF01 al RF11) y faciliten la interacción de los analistas operativos y administradores de Banco Genérico con los flujos de la Tesorería General de la República (TGR).</w:t>
       </w:r>
     </w:p>
     <w:p>
@@ -257,7 +257,7 @@
         <w:rPr>
           <w:rtl w:val="0"/>
         </w:rPr>
-        <w:t xml:space="preserve"> (Soporte RF01 y RF02) [cite: 4]</w:t>
+        <w:t xml:space="preserve"> (Soporte RF01 y RF02)</w:t>
       </w:r>
     </w:p>
     <w:p>
@@ -280,7 +280,7 @@
         <w:rPr>
           <w:rtl w:val="0"/>
         </w:rPr>
-        <w:t xml:space="preserve"> (Soporte RF06 y RF11) [cite: 4]</w:t>
+        <w:t xml:space="preserve"> (Soporte RF06 y RF11)</w:t>
       </w:r>
     </w:p>
     <w:p>
@@ -303,7 +303,7 @@
         <w:rPr>
           <w:rtl w:val="0"/>
         </w:rPr>
-        <w:t xml:space="preserve"> (Soporte RF04 y RF05) [cite: 4]</w:t>
+        <w:t xml:space="preserve"> (Soporte RF04 y RF05)</w:t>
       </w:r>
     </w:p>
     <w:p>
@@ -326,7 +326,7 @@
         <w:rPr>
           <w:rtl w:val="0"/>
         </w:rPr>
-        <w:t xml:space="preserve"> (Soporte RF08, RF09 y RF10) [cite: 4]</w:t>
+        <w:t xml:space="preserve"> (Soporte RF08, RF09 y RF10)</w:t>
       </w:r>
     </w:p>
     <w:p>
@@ -385,6 +385,17 @@
     </w:p>
     <w:p>
       <w:pPr>
+        <w:rPr/>
+      </w:pPr>
+      <w:r>
+        <w:rPr>
+          <w:rtl w:val="0"/>
+        </w:rPr>
+        <w:t xml:space="preserve">Los mockups fueron elaborados como prototipos de fidelidad media en HTML/CSS, utilizando datos ficticios. Todas las vistas comparten una barra de navegación lateral con los módulos de la plataforma y un encabezado con el título de la pantalla.</w:t>
+      </w:r>
+    </w:p>
+    <w:p>
+      <w:pPr>
         <w:pStyle w:val="Heading3"/>
         <w:rPr/>
       </w:pPr>
@@ -424,7 +435,7 @@
         <w:rPr>
           <w:rtl w:val="0"/>
         </w:rPr>
-        <w:t xml:space="preserve"> Permitir al usuario subir los archivos masivos de deudores enviados por la TGR (CSV, XLSX, TXT) [cite: 4, 7].</w:t>
+        <w:t xml:space="preserve"> Permitir al usuario subir los archivos masivos de deudores enviados por la TGR (CSV, XLSX, TXT).</w:t>
       </w:r>
     </w:p>
     <w:p>
@@ -594,6 +605,58 @@
     </w:p>
     <w:p>
       <w:pPr>
+        <w:jc w:val="center"/>
+      </w:pPr>
+      <w:r>
+        <w:drawing>
+          <wp:inline>
+            <wp:extent cx="5715000" cy="2857500"/>
+            <wp:docPr id="1" name="Picture 1"/>
+            <wp:cNvGraphicFramePr>
+              <a:graphicFrameLocks noChangeAspect="1"/>
+            </wp:cNvGraphicFramePr>
+            <a:graphic>
+              <a:graphicData uri="http://schemas.openxmlformats.org/drawingml/2006/picture">
+                <pic:pic>
+                  <pic:nvPicPr>
+                    <pic:cNvPr id="0" name="v1_ingesta.png"/>
+                    <pic:cNvPicPr/>
+                  </pic:nvPicPr>
+                  <pic:blipFill>
+                    <a:blip r:embed="rId6"/>
+                    <a:stretch>
+                      <a:fillRect/>
+                    </a:stretch>
+                  </pic:blipFill>
+                  <pic:spPr>
+                    <a:xfrm>
+                      <a:off x="0" y="0"/>
+                      <a:ext cx="5715000" cy="2857500"/>
+                    </a:xfrm>
+                    <a:prstGeom prst="rect"/>
+                  </pic:spPr>
+                </pic:pic>
+              </a:graphicData>
+            </a:graphic>
+          </wp:inline>
+        </w:drawing>
+      </w:r>
+    </w:p>
+    <w:p>
+      <w:pPr>
+        <w:jc w:val="center"/>
+      </w:pPr>
+      <w:r>
+        <w:rPr>
+          <w:i/>
+          <w:color w:val="555F6B"/>
+          <w:sz w:val="18"/>
+        </w:rPr>
+        <w:t>Figura 1: Mockup de la pantalla de Ingesta y Carga de Archivos TGR.</w:t>
+      </w:r>
+    </w:p>
+    <w:p>
+      <w:pPr>
         <w:pStyle w:val="Heading3"/>
         <w:rPr/>
       </w:pPr>
@@ -633,7 +696,7 @@
         <w:rPr>
           <w:rtl w:val="0"/>
         </w:rPr>
-        <w:t xml:space="preserve"> Mostrar los indicadores clave de desempeño (KPIs) y el resumen general del proceso de conciliación [cite: 4, 7].</w:t>
+        <w:t xml:space="preserve"> Mostrar los indicadores clave de desempeño (KPIs) y el resumen general del proceso de conciliación.</w:t>
       </w:r>
     </w:p>
     <w:p>
@@ -879,6 +942,58 @@
     </w:p>
     <w:p>
       <w:pPr>
+        <w:jc w:val="center"/>
+      </w:pPr>
+      <w:r>
+        <w:drawing>
+          <wp:inline>
+            <wp:extent cx="5715000" cy="2341562"/>
+            <wp:docPr id="2" name="Picture 2"/>
+            <wp:cNvGraphicFramePr>
+              <a:graphicFrameLocks noChangeAspect="1"/>
+            </wp:cNvGraphicFramePr>
+            <a:graphic>
+              <a:graphicData uri="http://schemas.openxmlformats.org/drawingml/2006/picture">
+                <pic:pic>
+                  <pic:nvPicPr>
+                    <pic:cNvPr id="0" name="v2_dashboard.png"/>
+                    <pic:cNvPicPr/>
+                  </pic:nvPicPr>
+                  <pic:blipFill>
+                    <a:blip r:embed="rId7"/>
+                    <a:stretch>
+                      <a:fillRect/>
+                    </a:stretch>
+                  </pic:blipFill>
+                  <pic:spPr>
+                    <a:xfrm>
+                      <a:off x="0" y="0"/>
+                      <a:ext cx="5715000" cy="2341562"/>
+                    </a:xfrm>
+                    <a:prstGeom prst="rect"/>
+                  </pic:spPr>
+                </pic:pic>
+              </a:graphicData>
+            </a:graphic>
+          </wp:inline>
+        </w:drawing>
+      </w:r>
+    </w:p>
+    <w:p>
+      <w:pPr>
+        <w:jc w:val="center"/>
+      </w:pPr>
+      <w:r>
+        <w:rPr>
+          <w:i/>
+          <w:color w:val="555F6B"/>
+          <w:sz w:val="18"/>
+        </w:rPr>
+        <w:t>Figura 2: Mockup del Panel de Control y Monitoreo.</w:t>
+      </w:r>
+    </w:p>
+    <w:p>
+      <w:pPr>
         <w:pStyle w:val="Heading3"/>
         <w:rPr/>
       </w:pPr>
@@ -918,7 +1033,7 @@
         <w:rPr>
           <w:rtl w:val="0"/>
         </w:rPr>
-        <w:t xml:space="preserve"> Gestionar los registros que no pasaron las validaciones automáticas (RUT inválido, duplicados, campos incompletos) [cite: 4].</w:t>
+        <w:t xml:space="preserve"> Gestionar los registros que no pasaron las validaciones automáticas (RUT inválido, duplicados, campos incompletos).</w:t>
       </w:r>
     </w:p>
     <w:p>
@@ -1064,6 +1179,58 @@
     </w:p>
     <w:p>
       <w:pPr>
+        <w:jc w:val="center"/>
+      </w:pPr>
+      <w:r>
+        <w:drawing>
+          <wp:inline>
+            <wp:extent cx="5715000" cy="2698750"/>
+            <wp:docPr id="3" name="Picture 3"/>
+            <wp:cNvGraphicFramePr>
+              <a:graphicFrameLocks noChangeAspect="1"/>
+            </wp:cNvGraphicFramePr>
+            <a:graphic>
+              <a:graphicData uri="http://schemas.openxmlformats.org/drawingml/2006/picture">
+                <pic:pic>
+                  <pic:nvPicPr>
+                    <pic:cNvPr id="0" name="v3_excepciones.png"/>
+                    <pic:cNvPicPr/>
+                  </pic:nvPicPr>
+                  <pic:blipFill>
+                    <a:blip r:embed="rId8"/>
+                    <a:stretch>
+                      <a:fillRect/>
+                    </a:stretch>
+                  </pic:blipFill>
+                  <pic:spPr>
+                    <a:xfrm>
+                      <a:off x="0" y="0"/>
+                      <a:ext cx="5715000" cy="2698750"/>
+                    </a:xfrm>
+                    <a:prstGeom prst="rect"/>
+                  </pic:spPr>
+                </pic:pic>
+              </a:graphicData>
+            </a:graphic>
+          </wp:inline>
+        </w:drawing>
+      </w:r>
+    </w:p>
+    <w:p>
+      <w:pPr>
+        <w:jc w:val="center"/>
+      </w:pPr>
+      <w:r>
+        <w:rPr>
+          <w:i/>
+          <w:color w:val="555F6B"/>
+          <w:sz w:val="18"/>
+        </w:rPr>
+        <w:t>Figura 3: Mockup de la Bandeja de Excepciones y Reglas de Negocio.</w:t>
+      </w:r>
+    </w:p>
+    <w:p>
+      <w:pPr>
         <w:pStyle w:val="Heading3"/>
         <w:rPr/>
       </w:pPr>
@@ -1103,7 +1270,7 @@
         <w:rPr>
           <w:rtl w:val="0"/>
         </w:rPr>
-        <w:t xml:space="preserve"> Exponer los informes parametrizables y las sugerencias automatizadas generadas por el modelo de IA [cite: 4].</w:t>
+        <w:t xml:space="preserve"> Exponer los informes parametrizables y las sugerencias automatizadas generadas por el modelo de IA.</w:t>
       </w:r>
     </w:p>
     <w:p>
@@ -1243,6 +1410,58 @@
           <w:rtl w:val="0"/>
         </w:rPr>
         <w:t xml:space="preserve">Botón de "Aplicar Sugerencia de Validación".</w:t>
+      </w:r>
+    </w:p>
+    <w:p>
+      <w:pPr>
+        <w:jc w:val="center"/>
+      </w:pPr>
+      <w:r>
+        <w:drawing>
+          <wp:inline>
+            <wp:extent cx="5715000" cy="3077104"/>
+            <wp:docPr id="4" name="Picture 4"/>
+            <wp:cNvGraphicFramePr>
+              <a:graphicFrameLocks noChangeAspect="1"/>
+            </wp:cNvGraphicFramePr>
+            <a:graphic>
+              <a:graphicData uri="http://schemas.openxmlformats.org/drawingml/2006/picture">
+                <pic:pic>
+                  <pic:nvPicPr>
+                    <pic:cNvPr id="0" name="v4_reportes_ia.png"/>
+                    <pic:cNvPicPr/>
+                  </pic:nvPicPr>
+                  <pic:blipFill>
+                    <a:blip r:embed="rId9"/>
+                    <a:stretch>
+                      <a:fillRect/>
+                    </a:stretch>
+                  </pic:blipFill>
+                  <pic:spPr>
+                    <a:xfrm>
+                      <a:off x="0" y="0"/>
+                      <a:ext cx="5715000" cy="3077104"/>
+                    </a:xfrm>
+                    <a:prstGeom prst="rect"/>
+                  </pic:spPr>
+                </pic:pic>
+              </a:graphicData>
+            </a:graphic>
+          </wp:inline>
+        </w:drawing>
+      </w:r>
+    </w:p>
+    <w:p>
+      <w:pPr>
+        <w:jc w:val="center"/>
+      </w:pPr>
+      <w:r>
+        <w:rPr>
+          <w:i/>
+          <w:color w:val="555F6B"/>
+          <w:sz w:val="18"/>
+        </w:rPr>
+        <w:t>Figura 4: Mockup del Módulo de Reportes e Insights de IA.</w:t>
       </w:r>
     </w:p>
     <w:p>
@@ -1319,7 +1538,7 @@
         <w:rPr>
           <w:rtl w:val="0"/>
         </w:rPr>
-        <w:t xml:space="preserve"> David Muñoz Bravo (Desarrollo Backend / Interfaces) [cite: 7].</w:t>
+        <w:t xml:space="preserve"> David Muñoz Bravo (Desarrollo Backend / Interfaces).</w:t>
       </w:r>
     </w:p>
     <w:p>
@@ -1342,7 +1561,7 @@
         <w:rPr>
           <w:rtl w:val="0"/>
         </w:rPr>
-        <w:t xml:space="preserve"> María Trinidad Gaete Mella (Gestión y Requerimientos) y equipo completo de STARTAB [cite: 7].</w:t>
+        <w:t xml:space="preserve"> María Trinidad Gaete Mella (Gestión y Requerimientos) y equipo completo de STARTAB.</w:t>
       </w:r>
     </w:p>
     <w:sectPr>

--- a/Fase 2/Evidencias Proyecto/Evidencias de Documentación/Análisis y Diseño/Mockups e Interfaces - TTDH Automation.docx
+++ b/Fase 2/Evidencias Proyecto/Evidencias de Documentación/Análisis y Diseño/Mockups e Interfaces - TTDH Automation.docx
@@ -251,13 +251,12 @@
           <w:bCs w:val="1"/>
           <w:rtl w:val="0"/>
         </w:rPr>
-        <w:t xml:space="preserve">Módulo de Ingesta y Carga de Archivos</w:t>
-      </w:r>
-      <w:r>
-        <w:rPr>
-          <w:rtl w:val="0"/>
-        </w:rPr>
-        <w:t xml:space="preserve"> (Soporte RF01 y RF02)</w:t>
+        <w:t>Módulo de Ingesta y Carga de Documentos (Soporte RF01, RF02 y RF12)</w:t>
+      </w:r>
+      <w:r>
+        <w:rPr>
+          <w:rtl w:val="0"/>
+        </w:rPr>
       </w:r>
     </w:p>
     <w:p>
@@ -274,13 +273,12 @@
           <w:bCs w:val="1"/>
           <w:rtl w:val="0"/>
         </w:rPr>
-        <w:t xml:space="preserve">Dashboard de Monitoreo en Tiempo Real</w:t>
-      </w:r>
-      <w:r>
-        <w:rPr>
-          <w:rtl w:val="0"/>
-        </w:rPr>
-        <w:t xml:space="preserve"> (Soporte RF06 y RF11)</w:t>
+        <w:t>Dashboard de Monitoreo en Tiempo Real (Soporte RF06)</w:t>
+      </w:r>
+      <w:r>
+        <w:rPr>
+          <w:rtl w:val="0"/>
+        </w:rPr>
       </w:r>
     </w:p>
     <w:p>
@@ -297,13 +295,12 @@
           <w:bCs w:val="1"/>
           <w:rtl w:val="0"/>
         </w:rPr>
-        <w:t xml:space="preserve">Bandeja de Excepciones y Validación</w:t>
-      </w:r>
-      <w:r>
-        <w:rPr>
-          <w:rtl w:val="0"/>
-        </w:rPr>
-        <w:t xml:space="preserve"> (Soporte RF04 y RF05)</w:t>
+        <w:t>Bandeja de Excepciones y Validación (Soporte RF03, RF05 y RF12)</w:t>
+      </w:r>
+      <w:r>
+        <w:rPr>
+          <w:rtl w:val="0"/>
+        </w:rPr>
       </w:r>
     </w:p>
     <w:p>
@@ -320,13 +317,12 @@
           <w:bCs w:val="1"/>
           <w:rtl w:val="0"/>
         </w:rPr>
-        <w:t xml:space="preserve">Módulo de Reportes e Insights de IA</w:t>
-      </w:r>
-      <w:r>
-        <w:rPr>
-          <w:rtl w:val="0"/>
-        </w:rPr>
-        <w:t xml:space="preserve"> (Soporte RF08, RF09 y RF10)</w:t>
+        <w:t>Módulo de Reportes e Insights de IA (Soporte RF07, RF08 y RF11)</w:t>
+      </w:r>
+      <w:r>
+        <w:rPr>
+          <w:rtl w:val="0"/>
+        </w:rPr>
       </w:r>
     </w:p>
     <w:p>
@@ -407,7 +403,7 @@
           <w:bCs w:val="1"/>
           <w:rtl w:val="0"/>
         </w:rPr>
-        <w:t xml:space="preserve">Vista 1: Pantalla de Ingesta y Carga de Archivos TGR (RF01, RF02)</w:t>
+        <w:t>Vista 1: Pantalla de Ingesta y Carga de Documentos TGR (RF01, RF02, RF12)</w:t>
       </w:r>
       <w:r>
         <w:rPr>
@@ -429,13 +425,13 @@
           <w:bCs w:val="1"/>
           <w:rtl w:val="0"/>
         </w:rPr>
-        <w:t xml:space="preserve">Propósito:</w:t>
-      </w:r>
-      <w:r>
-        <w:rPr>
-          <w:rtl w:val="0"/>
-        </w:rPr>
-        <w:t xml:space="preserve"> Permitir al usuario subir los archivos masivos de deudores enviados por la TGR (CSV, XLSX, TXT).</w:t>
+        <w:t>Propósito:</w:t>
+      </w:r>
+      <w:r>
+        <w:rPr>
+          <w:rtl w:val="0"/>
+        </w:rPr>
+        <w:t xml:space="preserve"> Permitir al usuario subir los documentos de deudores enviados por la TGR (XLSX, XLS, CSV, TXT, PDF, JPG y PNG) y supervisar la recepción automática desde la casilla de correo institucional y el directorio SFTP.</w:t>
       </w:r>
     </w:p>
     <w:p>
@@ -474,13 +470,13 @@
           <w:bCs w:val="1"/>
           <w:rtl w:val="0"/>
         </w:rPr>
-        <w:t xml:space="preserve">Encabezado:</w:t>
-      </w:r>
-      <w:r>
-        <w:rPr>
-          <w:rtl w:val="0"/>
-        </w:rPr>
-        <w:t xml:space="preserve"> Título "Gestión de Ingesta de Archivos TGR" y selector de periodo o fecha tributaria.</w:t>
+        <w:t>Encabezado:</w:t>
+      </w:r>
+      <w:r>
+        <w:rPr>
+          <w:rtl w:val="0"/>
+        </w:rPr>
+        <w:t xml:space="preserve"> Título "Gestión de Ingesta de Documentos TGR" y selector de periodo o fecha tributaria.</w:t>
       </w:r>
     </w:p>
     <w:p>
@@ -497,13 +493,13 @@
           <w:bCs w:val="1"/>
           <w:rtl w:val="0"/>
         </w:rPr>
-        <w:t xml:space="preserve">Zona de Carga (Drag &amp; Drop):</w:t>
-      </w:r>
-      <w:r>
-        <w:rPr>
-          <w:rtl w:val="0"/>
-        </w:rPr>
-        <w:t xml:space="preserve"> Un recuadro central con el texto: </w:t>
+        <w:t>Zona de Carga (Drag &amp; Drop):</w:t>
+      </w:r>
+      <w:r>
+        <w:rPr>
+          <w:rtl w:val="0"/>
+        </w:rPr>
+        <w:t xml:space="preserve"> Un recuadro central con el texto: "Arrastre y suelte su documento TGR aquí, o haga clic para examinar (Formatos permitidos: .xlsx, .xls, .csv, .txt, .pdf, .jpg, .png)", indicando que los PDF escaneados y las fotografías se convierten automáticamente con OCR / IA.</w:t>
       </w:r>
       <w:r>
         <w:rPr>
@@ -511,13 +507,11 @@
           <w:iCs w:val="1"/>
           <w:rtl w:val="0"/>
         </w:rPr>
-        <w:t xml:space="preserve">"Arrastre y suelte su archivo TGR aquí, o haga clic para examinar (Formatos permitidos: .csv, .xlsx, .txt)"</w:t>
-      </w:r>
-      <w:r>
-        <w:rPr>
-          <w:rtl w:val="0"/>
-        </w:rPr>
-        <w:t xml:space="preserve">.</w:t>
+      </w:r>
+      <w:r>
+        <w:rPr>
+          <w:rtl w:val="0"/>
+        </w:rPr>
       </w:r>
     </w:p>
     <w:p>
@@ -534,6 +528,41 @@
           <w:bCs w:val="1"/>
           <w:rtl w:val="0"/>
         </w:rPr>
+        <w:t>Panel de Recepción Automática:</w:t>
+      </w:r>
+      <w:r>
+        <w:rPr>
+          <w:rtl w:val="0"/>
+        </w:rPr>
+        <w:t xml:space="preserve"> Estado de la casilla de correo institucional y del directorio SFTP, hora de la última lectura, adjuntos recibidos en el día y botones "Leer correo ahora" y "Forzar lectura SFTP".</w:t>
+      </w:r>
+      <w:r>
+        <w:rPr>
+          <w:i w:val="1"/>
+          <w:iCs w:val="1"/>
+          <w:rtl w:val="0"/>
+        </w:rPr>
+      </w:r>
+      <w:r>
+        <w:rPr>
+          <w:rtl w:val="0"/>
+        </w:rPr>
+      </w:r>
+    </w:p>
+    <w:p>
+      <w:pPr>
+        <w:numPr>
+          <w:ilvl w:val="1"/>
+          <w:numId w:val="2"/>
+        </w:numPr>
+        <w:ind w:left="1440" w:hanging="360"/>
+      </w:pPr>
+      <w:r>
+        <w:rPr>
+          <w:b w:val="1"/>
+          <w:bCs w:val="1"/>
+          <w:rtl w:val="0"/>
+        </w:rPr>
         <w:t xml:space="preserve">Tabla de Lotes Recientes:</w:t>
       </w:r>
       <w:r>
@@ -557,13 +586,13 @@
           <w:iCs w:val="1"/>
           <w:rtl w:val="0"/>
         </w:rPr>
-        <w:t xml:space="preserve">Columnas:</w:t>
-      </w:r>
-      <w:r>
-        <w:rPr>
-          <w:rtl w:val="0"/>
-        </w:rPr>
-        <w:t xml:space="preserve"> ID Lote | Nombre de Archivo | Fecha de Recepción | Registros Totales | Estado (</w:t>
+        <w:t>Columnas:</w:t>
+      </w:r>
+      <w:r>
+        <w:rPr>
+          <w:rtl w:val="0"/>
+        </w:rPr>
+        <w:t xml:space="preserve"> ID Lote | Nombre de Archivo | Origen (Correo, SFTP, Web) | Fecha de Recepción | Registros Totales | Confianza OCR | Estado (Procesado, Normalizado, Revisión de Extracción, Error de Formato, Pendiente).</w:t>
       </w:r>
       <w:r>
         <w:rPr>
@@ -571,13 +600,11 @@
           <w:iCs w:val="1"/>
           <w:rtl w:val="0"/>
         </w:rPr>
-        <w:t xml:space="preserve">Procesado, Error de Formato, Pendiente</w:t>
-      </w:r>
-      <w:r>
-        <w:rPr>
-          <w:rtl w:val="0"/>
-        </w:rPr>
-        <w:t xml:space="preserve">).</w:t>
+      </w:r>
+      <w:r>
+        <w:rPr>
+          <w:rtl w:val="0"/>
+        </w:rPr>
       </w:r>
     </w:p>
     <w:p>
@@ -594,13 +621,13 @@
           <w:iCs w:val="1"/>
           <w:rtl w:val="0"/>
         </w:rPr>
-        <w:t xml:space="preserve">Acciones:</w:t>
-      </w:r>
-      <w:r>
-        <w:rPr>
-          <w:rtl w:val="0"/>
-        </w:rPr>
-        <w:t xml:space="preserve"> Botón de "Ver Detalle" o "Reintentar Lote".</w:t>
+        <w:t>Acciones:</w:t>
+      </w:r>
+      <w:r>
+        <w:rPr>
+          <w:rtl w:val="0"/>
+        </w:rPr>
+        <w:t xml:space="preserve"> Botón de "Ver Detalle", "Reintentar Lote" o "Revisar" (para los documentos en Revisión de Extracción).</w:t>
       </w:r>
     </w:p>
     <w:p>
@@ -652,7 +679,7 @@
           <w:color w:val="555F6B"/>
           <w:sz w:val="18"/>
         </w:rPr>
-        <w:t>Figura 1: Mockup de la pantalla de Ingesta y Carga de Archivos TGR.</w:t>
+        <w:t>Figura 1: Mockup de la pantalla de Ingesta y Carga de Documentos TGR.</w:t>
       </w:r>
     </w:p>
     <w:p>
@@ -668,7 +695,7 @@
           <w:bCs w:val="1"/>
           <w:rtl w:val="0"/>
         </w:rPr>
-        <w:t xml:space="preserve">Vista 2: Panel de Control y Monitoreo (Dashboard - RF06, RF11)</w:t>
+        <w:t>Vista 2: Panel de Control y Monitoreo (Dashboard - RF06)</w:t>
       </w:r>
       <w:r>
         <w:rPr>
@@ -1005,7 +1032,7 @@
           <w:bCs w:val="1"/>
           <w:rtl w:val="0"/>
         </w:rPr>
-        <w:t xml:space="preserve">Vista 3: Bandeja de Excepciones y Reglas de Negocio (RF04, RF05)</w:t>
+        <w:t>Vista 3: Bandeja de Excepciones y Reglas de Negocio (RF03, RF05, RF12)</w:t>
       </w:r>
       <w:r>
         <w:rPr>
@@ -1027,13 +1054,13 @@
           <w:bCs w:val="1"/>
           <w:rtl w:val="0"/>
         </w:rPr>
-        <w:t xml:space="preserve">Propósito:</w:t>
-      </w:r>
-      <w:r>
-        <w:rPr>
-          <w:rtl w:val="0"/>
-        </w:rPr>
-        <w:t xml:space="preserve"> Gestionar los registros que no pasaron las validaciones automáticas (RUT inválido, duplicados, campos incompletos).</w:t>
+        <w:t>Propósito:</w:t>
+      </w:r>
+      <w:r>
+        <w:rPr>
+          <w:rtl w:val="0"/>
+        </w:rPr>
+        <w:t xml:space="preserve"> Gestionar los registros que no pasaron las validaciones automáticas (RUT inválido, duplicados, campos incompletos) y los extraídos por OCR/IA con baja confianza (Revisión de Extracción, RN05).</w:t>
       </w:r>
     </w:p>
     <w:p>
@@ -1072,13 +1099,13 @@
           <w:bCs w:val="1"/>
           <w:rtl w:val="0"/>
         </w:rPr>
-        <w:t xml:space="preserve">Barra de Filtros:</w:t>
-      </w:r>
-      <w:r>
-        <w:rPr>
-          <w:rtl w:val="0"/>
-        </w:rPr>
-        <w:t xml:space="preserve"> Selector por tipo de error (</w:t>
+        <w:t>Barra de Filtros:</w:t>
+      </w:r>
+      <w:r>
+        <w:rPr>
+          <w:rtl w:val="0"/>
+        </w:rPr>
+        <w:t xml:space="preserve"> Selector por tipo de error (Error RUT Módulo 11, Duplicado, Campo Vacío, Rechazado por Banco, Revisión de Extracción) y barra de búsqueda por RUT de deudor.</w:t>
       </w:r>
       <w:r>
         <w:rPr>
@@ -1086,13 +1113,11 @@
           <w:iCs w:val="1"/>
           <w:rtl w:val="0"/>
         </w:rPr>
-        <w:t xml:space="preserve">Error RUT Módulo 11, Duplicado, Campo Vacío, Rechazado por Banco</w:t>
-      </w:r>
-      <w:r>
-        <w:rPr>
-          <w:rtl w:val="0"/>
-        </w:rPr>
-        <w:t xml:space="preserve">) y barra de búsqueda por RUT de deudor.</w:t>
+      </w:r>
+      <w:r>
+        <w:rPr>
+          <w:rtl w:val="0"/>
+        </w:rPr>
       </w:r>
     </w:p>
     <w:p>
@@ -1242,7 +1267,7 @@
           <w:bCs w:val="1"/>
           <w:rtl w:val="0"/>
         </w:rPr>
-        <w:t xml:space="preserve">Vista 4: Módulo de Reportes e Insights de Inteligencia Artificial (RF08, RF09, RF10)</w:t>
+        <w:t>Vista 4: Módulo de Reportes e Insights de Inteligencia Artificial (RF07, RF08, RF11)</w:t>
       </w:r>
       <w:r>
         <w:rPr>
